--- a/Diploma/dip3Mad/printt/2.Lesson Planing MAD_dip.docx
+++ b/Diploma/dip3Mad/printt/2.Lesson Planing MAD_dip.docx
@@ -4,6 +4,7 @@
   <w:body>
     <w:p>
       <w:pPr>
+        <w:ind w:firstLine="720"/>
         <w:jc w:val="center"/>
         <w:rPr>
           <w:sz w:val="22"/>
@@ -82,28 +83,14 @@
           <w:sz w:val="22"/>
           <w:szCs w:val="22"/>
         </w:rPr>
-        <w:t xml:space="preserve"> 3</w:t>
+        <w:t xml:space="preserve"> </w:t>
       </w:r>
       <w:r>
         <w:rPr>
           <w:sz w:val="22"/>
           <w:szCs w:val="22"/>
         </w:rPr>
-        <w:t>1</w:t>
-      </w:r>
-      <w:r>
-        <w:rPr>
-          <w:sz w:val="22"/>
-          <w:szCs w:val="22"/>
-        </w:rPr>
-        <w:t>607</w:t>
-      </w:r>
-      <w:r>
-        <w:rPr>
-          <w:sz w:val="22"/>
-          <w:szCs w:val="22"/>
-        </w:rPr>
-        <w:t>07</w:t>
+        <w:t>DI04016051</w:t>
       </w:r>
     </w:p>
     <w:p>
@@ -200,7 +187,7 @@
           <w:sz w:val="22"/>
           <w:szCs w:val="22"/>
         </w:rPr>
-        <w:t>6</w:t>
+        <w:t>4</w:t>
       </w:r>
       <w:r>
         <w:rPr>
@@ -1399,6 +1386,26 @@
             <w:pPr>
               <w:jc w:val="center"/>
             </w:pPr>
+          </w:p>
+        </w:tc>
+        <w:tc>
+          <w:tcPr>
+            <w:tcW w:w="1620" w:type="dxa"/>
+          </w:tcPr>
+          <w:p>
+            <w:pPr>
+              <w:jc w:val="center"/>
+            </w:pPr>
+          </w:p>
+        </w:tc>
+        <w:tc>
+          <w:tcPr>
+            <w:tcW w:w="1710" w:type="dxa"/>
+          </w:tcPr>
+          <w:p>
+            <w:pPr>
+              <w:jc w:val="center"/>
+            </w:pPr>
             <w:r>
               <w:rPr>
                 <w:b/>
@@ -1408,26 +1415,6 @@
               </w:rPr>
               <w:t>√</w:t>
             </w:r>
-          </w:p>
-        </w:tc>
-        <w:tc>
-          <w:tcPr>
-            <w:tcW w:w="1620" w:type="dxa"/>
-          </w:tcPr>
-          <w:p>
-            <w:pPr>
-              <w:jc w:val="center"/>
-            </w:pPr>
-          </w:p>
-        </w:tc>
-        <w:tc>
-          <w:tcPr>
-            <w:tcW w:w="1710" w:type="dxa"/>
-          </w:tcPr>
-          <w:p>
-            <w:pPr>
-              <w:jc w:val="center"/>
-            </w:pPr>
           </w:p>
         </w:tc>
         <w:tc>
@@ -4195,14 +4182,7 @@
                 <w:sz w:val="20"/>
                 <w:szCs w:val="20"/>
               </w:rPr>
-              <w:t>A</w:t>
-            </w:r>
-            <w:r>
-              <w:rPr>
-                <w:sz w:val="20"/>
-                <w:szCs w:val="20"/>
-              </w:rPr>
-              <w:t>pplication Framework Layer: managers and APIs</w:t>
+              <w:t>Application Framework Layer: managers and APIs</w:t>
             </w:r>
           </w:p>
         </w:tc>
@@ -13318,91 +13298,183 @@
     <w:p/>
     <w:p/>
     <w:p>
+      <w:pPr>
+        <w:rPr>
+          <w:b/>
+          <w:bCs/>
+        </w:rPr>
+      </w:pPr>
       <w:r>
+        <w:rPr>
+          <w:b/>
+          <w:bCs/>
+        </w:rPr>
         <w:t xml:space="preserve">  </w:t>
       </w:r>
       <w:r>
+        <w:rPr>
+          <w:b/>
+          <w:bCs/>
+        </w:rPr>
         <w:t>Prof.</w:t>
       </w:r>
       <w:r>
+        <w:rPr>
+          <w:b/>
+          <w:bCs/>
+        </w:rPr>
         <w:t xml:space="preserve"> </w:t>
       </w:r>
       <w:r>
+        <w:rPr>
+          <w:b/>
+          <w:bCs/>
+        </w:rPr>
         <w:t>Naman Shah</w:t>
       </w:r>
       <w:r>
+        <w:rPr>
+          <w:b/>
+          <w:bCs/>
+        </w:rPr>
         <w:tab/>
       </w:r>
       <w:r>
+        <w:rPr>
+          <w:b/>
+          <w:bCs/>
+        </w:rPr>
         <w:tab/>
       </w:r>
       <w:r>
+        <w:rPr>
+          <w:b/>
+          <w:bCs/>
+        </w:rPr>
         <w:tab/>
       </w:r>
       <w:r>
+        <w:rPr>
+          <w:b/>
+          <w:bCs/>
+        </w:rPr>
         <w:t xml:space="preserve">        </w:t>
       </w:r>
       <w:r>
+        <w:rPr>
+          <w:b/>
+          <w:bCs/>
+        </w:rPr>
         <w:t xml:space="preserve">  </w:t>
       </w:r>
       <w:r>
+        <w:rPr>
+          <w:b/>
+          <w:bCs/>
+        </w:rPr>
         <w:t>Prof.</w:t>
       </w:r>
       <w:r>
-        <w:t xml:space="preserve"> Jemisha Patel</w:t>
+        <w:rPr>
+          <w:b/>
+          <w:bCs/>
+        </w:rPr>
+        <w:t xml:space="preserve"> </w:t>
       </w:r>
       <w:r>
-        <w:t xml:space="preserve">        </w:t>
+        <w:rPr>
+          <w:b/>
+          <w:bCs/>
+        </w:rPr>
+        <w:t xml:space="preserve">Nikita Shah                                   </w:t>
       </w:r>
       <w:r>
-        <w:t xml:space="preserve">                </w:t>
-      </w:r>
-      <w:r>
-        <w:t xml:space="preserve">     </w:t>
-      </w:r>
-      <w:r>
-        <w:t xml:space="preserve">   </w:t>
-      </w:r>
-      <w:r>
+        <w:rPr>
+          <w:b/>
+          <w:bCs/>
+        </w:rPr>
         <w:t xml:space="preserve">Dr. </w:t>
       </w:r>
       <w:proofErr w:type="spellStart"/>
       <w:r>
+        <w:rPr>
+          <w:b/>
+          <w:bCs/>
+        </w:rPr>
         <w:t>Jayeshkumar</w:t>
       </w:r>
       <w:proofErr w:type="spellEnd"/>
       <w:r>
+        <w:rPr>
+          <w:b/>
+          <w:bCs/>
+        </w:rPr>
         <w:t xml:space="preserve"> </w:t>
       </w:r>
       <w:proofErr w:type="spellStart"/>
       <w:r>
+        <w:rPr>
+          <w:b/>
+          <w:bCs/>
+        </w:rPr>
         <w:t>S.Patel</w:t>
       </w:r>
       <w:proofErr w:type="spellEnd"/>
     </w:p>
     <w:p>
+      <w:pPr>
+        <w:rPr>
+          <w:b/>
+          <w:bCs/>
+        </w:rPr>
+      </w:pPr>
       <w:r>
+        <w:rPr>
+          <w:b/>
+          <w:bCs/>
+        </w:rPr>
         <w:t xml:space="preserve">Subject </w:t>
       </w:r>
       <w:r>
+        <w:rPr>
+          <w:b/>
+          <w:bCs/>
+        </w:rPr>
         <w:t>Coordinator</w:t>
       </w:r>
       <w:r>
+        <w:rPr>
+          <w:b/>
+          <w:bCs/>
+        </w:rPr>
         <w:t xml:space="preserve">                                   </w:t>
       </w:r>
       <w:r>
-        <w:t xml:space="preserve">  </w:t>
-      </w:r>
-      <w:r>
+        <w:rPr>
+          <w:b/>
+          <w:bCs/>
+        </w:rPr>
         <w:t>Head of Department</w:t>
       </w:r>
       <w:r>
+        <w:rPr>
+          <w:b/>
+          <w:bCs/>
+        </w:rPr>
         <w:t xml:space="preserve">   </w:t>
       </w:r>
       <w:r>
+        <w:rPr>
+          <w:b/>
+          <w:bCs/>
+        </w:rPr>
         <w:t xml:space="preserve">                                        </w:t>
       </w:r>
       <w:r>
+        <w:rPr>
+          <w:b/>
+          <w:bCs/>
+        </w:rPr>
         <w:t xml:space="preserve">Principal   </w:t>
       </w:r>
     </w:p>
@@ -13494,7 +13566,7 @@
         <v:shape id="_x0000_i1025" type="#_x0000_t75" style="width:36pt;height:36pt">
           <v:imagedata r:id="rId1" o:title=""/>
         </v:shape>
-        <o:OLEObject Type="Embed" ProgID="CorelDRAW.Graphic.12" ShapeID="_x0000_i1025" DrawAspect="Content" ObjectID="_1834514178" r:id="rId2"/>
+        <o:OLEObject Type="Embed" ProgID="CorelDRAW.Graphic.12" ShapeID="_x0000_i1025" DrawAspect="Content" ObjectID="_1834826853" r:id="rId2"/>
       </w:object>
     </w:r>
     <w:r>
@@ -14226,6 +14298,7 @@
   <w:style w:type="character" w:default="1" w:styleId="DefaultParagraphFont">
     <w:name w:val="Default Paragraph Font"/>
     <w:uiPriority w:val="1"/>
+    <w:semiHidden/>
     <w:unhideWhenUsed/>
   </w:style>
   <w:style w:type="table" w:default="1" w:styleId="TableNormal">
